--- a/Eccles_MBA_Interview_Prep_Guide_Student_Edition.docx
+++ b/Eccles_MBA_Interview_Prep_Guide_Student_Edition.docx
@@ -23,7 +23,7 @@
           <w:sz w:val="24"/>
           <w:szCs w:val="24"/>
         </w:rPr>
-        <w:t xml:space="preserve">DAVID ECCLES SCHOOL OF BUSINESS</w:t>
+        <w:t xml:space="preserve">FULL-TIME MBA PROGRAM</w:t>
       </w:r>
     </w:p>
     <w:p>
@@ -37,7 +37,7 @@
           <w:sz w:val="20"/>
           <w:szCs w:val="20"/>
         </w:rPr>
-        <w:t xml:space="preserve">FULL-TIME MBA PROGRAM</w:t>
+        <w:t xml:space="preserve">DAVID ECCLES SCHOOL OF BUSINESS</w:t>
       </w:r>
     </w:p>
     <w:p>
@@ -4115,7 +4115,149 @@
           <w:sz w:val="26"/>
           <w:szCs w:val="26"/>
         </w:rPr>
-        <w:t xml:space="preserve">7.3 Peer mock interviews</w:t>
+        <w:t xml:space="preserve">7.3 The full mock: Mock Interview Lifecycle</w:t>
+      </w:r>
+    </w:p>
+    <w:p>
+      <w:pPr>
+        <w:spacing w:after="160" w:before="0"/>
+      </w:pPr>
+      <w:r>
+        <w:rPr>
+          <w:rFonts w:ascii="Calibri" w:cs="Calibri" w:eastAsia="Calibri" w:hAnsi="Calibri"/>
+          <w:color w:val="262626"/>
+          <w:sz w:val="22"/>
+          <w:szCs w:val="22"/>
+        </w:rPr>
+        <w:t xml:space="preserve">When you're ready to practice the way you'll actually be interviewed, run the Mock Interview Lifecycle (linked from the playbook). It simulates all four stages for your target role using the same stage maps, gatekeepers, rubric, and thresholds as the real employer scorecard:</w:t>
+      </w:r>
+    </w:p>
+    <w:p>
+      <w:pPr>
+        <w:pStyle w:val="ListParagraph"/>
+        <w:numPr>
+          <w:ilvl w:val="0"/>
+          <w:numId w:val="5"/>
+        </w:numPr>
+        <w:spacing w:after="80"/>
+      </w:pPr>
+      <w:r>
+        <w:rPr>
+          <w:rFonts w:ascii="Calibri" w:cs="Calibri" w:eastAsia="Calibri" w:hAnsi="Calibri"/>
+          <w:color w:val="262626"/>
+          <w:sz w:val="22"/>
+          <w:szCs w:val="22"/>
+        </w:rPr>
+        <w:t xml:space="preserve">Pick your role. Each stage tab shows its real questions from the retired bank — one box per question, with a shuffle button for variety. Stages are freely navigable; for the full simulation, run them in order.</w:t>
+      </w:r>
+    </w:p>
+    <w:p>
+      <w:pPr>
+        <w:pStyle w:val="ListParagraph"/>
+        <w:numPr>
+          <w:ilvl w:val="0"/>
+          <w:numId w:val="5"/>
+        </w:numPr>
+        <w:spacing w:after="80"/>
+      </w:pPr>
+      <w:r>
+        <w:rPr>
+          <w:rFonts w:ascii="Calibri" w:cs="Calibri" w:eastAsia="Calibri" w:hAnsi="Calibri"/>
+          <w:color w:val="262626"/>
+          <w:sz w:val="22"/>
+          <w:szCs w:val="22"/>
+        </w:rPr>
+        <w:t xml:space="preserve">Answer out loud. The record button transcribes as you speak (Chrome, Edge, Safari) and keeps the audio for playback so you can hear your own pacing and fillers. Edit the transcript; typing always works.</w:t>
+      </w:r>
+    </w:p>
+    <w:p>
+      <w:pPr>
+        <w:pStyle w:val="ListParagraph"/>
+        <w:numPr>
+          <w:ilvl w:val="0"/>
+          <w:numId w:val="5"/>
+        </w:numPr>
+        <w:spacing w:after="80"/>
+      </w:pPr>
+      <w:r>
+        <w:rPr>
+          <w:rFonts w:ascii="Calibri" w:cs="Calibri" w:eastAsia="Calibri" w:hAnsi="Calibri"/>
+          <w:color w:val="262626"/>
+          <w:sz w:val="22"/>
+          <w:szCs w:val="22"/>
+        </w:rPr>
+        <w:t xml:space="preserve">Copy the stage's coaching prompt into Claude or another AI assistant. It bundles every question and answer with the rubric and instructs the AI to score each answer with quoted evidence, check gates, and name the one change that raises each score a level.</w:t>
+      </w:r>
+    </w:p>
+    <w:p>
+      <w:pPr>
+        <w:pStyle w:val="ListParagraph"/>
+        <w:numPr>
+          <w:ilvl w:val="0"/>
+          <w:numId w:val="5"/>
+        </w:numPr>
+        <w:spacing w:after="80"/>
+      </w:pPr>
+      <w:r>
+        <w:rPr>
+          <w:rFonts w:ascii="Calibri" w:cs="Calibri" w:eastAsia="Calibri" w:hAnsi="Calibri"/>
+          <w:color w:val="262626"/>
+          <w:sz w:val="22"/>
+          <w:szCs w:val="22"/>
+        </w:rPr>
+        <w:t xml:space="preserve">Log the AI's scores back into the tool. It computes stage and lifecycle percentages on the employer thresholds and fires gate warnings — a 1 on a gatekeeper is your next practice priority, exactly as it would end a real candidacy.</w:t>
+      </w:r>
+    </w:p>
+    <w:p>
+      <w:pPr>
+        <w:pStyle w:val="ListParagraph"/>
+        <w:numPr>
+          <w:ilvl w:val="0"/>
+          <w:numId w:val="5"/>
+        </w:numPr>
+        <w:spacing w:after="80"/>
+      </w:pPr>
+      <w:r>
+        <w:rPr>
+          <w:rFonts w:ascii="Calibri" w:cs="Calibri" w:eastAsia="Calibri" w:hAnsi="Calibri"/>
+          <w:color w:val="262626"/>
+          <w:sz w:val="22"/>
+          <w:szCs w:val="22"/>
+        </w:rPr>
+        <w:t xml:space="preserve">Finish with the final debrief prompt (strengths, weaknesses, cross-stage patterns, a two-week plan, and a straight readiness call) and copy the coach summary to bring to your career coaching appointment.</w:t>
+      </w:r>
+    </w:p>
+    <w:p>
+      <w:pPr>
+        <w:spacing w:after="160" w:before="0"/>
+      </w:pPr>
+      <w:r>
+        <w:rPr>
+          <w:rFonts w:ascii="Calibri" w:cs="Calibri" w:eastAsia="Calibri" w:hAnsi="Calibri"/>
+          <w:i/>
+          <w:iCs/>
+          <w:color w:val="262626"/>
+          <w:sz w:val="22"/>
+          <w:szCs w:val="22"/>
+        </w:rPr>
+        <w:t xml:space="preserve">Privacy note: answers and scores save only in your browser; audio recordings live in memory for the session and are never saved or uploaded. In Chrome, live transcription is processed by Google's speech service — type instead if you prefer.</w:t>
+      </w:r>
+    </w:p>
+    <w:p>
+      <w:pPr>
+        <w:pStyle w:val="Heading2"/>
+        <w:spacing w:after="140" w:before="260"/>
+      </w:pPr>
+      <w:r>
+        <w:rPr>
+          <w:rFonts w:ascii="Georgia" w:cs="Georgia" w:eastAsia="Georgia" w:hAnsi="Georgia"/>
+          <w:b/>
+          <w:bCs/>
+          <w:color w:val="1A1A1A"/>
+          <w:sz w:val="26"/>
+          <w:szCs w:val="26"/>
+        </w:rPr>
+        <w:t xml:space="preserve">7.4 Peer mock interviews</w:t>
       </w:r>
     </w:p>
     <w:p>
@@ -4338,7 +4480,7 @@
           <w:sz w:val="22"/>
           <w:szCs w:val="22"/>
         </w:rPr>
-        <w:t xml:space="preserve">Resources: online playbook, role explorer, retired question bank, and AI coach at https://coryjburk.github.io/competency-interview/student_playbook.html · this guide · the student overview deck · your career coaching appointments.</w:t>
+        <w:t xml:space="preserve">Resources: online playbook, role explorer, retired question bank, AI coach, and the Mock Interview Lifecycle at https://coryjburk.github.io/competency-interview/student_playbook.html · this guide · the student overview deck · your career coaching appointments.</w:t>
       </w:r>
     </w:p>
     <w:sectPr>
@@ -4408,7 +4550,7 @@
         <w:sz w:val="16"/>
         <w:szCs w:val="16"/>
       </w:rPr>
-      <w:t xml:space="preserve">David Eccles School of Business — Full-Time MBA   ·   Page </w:t>
+      <w:t xml:space="preserve">Full-Time MBA Program · David Eccles School of Business   ·   Page </w:t>
     </w:r>
     <w:r>
       <w:rPr>
@@ -4605,6 +4747,18 @@
       </w:pPr>
     </w:lvl>
   </w:abstractNum>
+  <w:abstractNum w:abstractNumId="5" w15:restartNumberingAfterBreak="0">
+    <w:multiLevelType w:val="hybridMultilevel"/>
+    <w:lvl w:ilvl="0" w15:tentative="1">
+      <w:start w:val="1"/>
+      <w:numFmt w:val="decimal"/>
+      <w:lvlText w:val="%1."/>
+      <w:lvlJc w:val="left"/>
+      <w:pPr>
+        <w:ind w:left="460" w:hanging="300"/>
+      </w:pPr>
+    </w:lvl>
+  </w:abstractNum>
   <w:num w:numId="1">
     <w:abstractNumId w:val="1"/>
     <w:lvlOverride w:ilvl="0">
@@ -4625,6 +4779,12 @@
   </w:num>
   <w:num w:numId="4">
     <w:abstractNumId w:val="4"/>
+    <w:lvlOverride w:ilvl="0">
+      <w:startOverride w:val="1"/>
+    </w:lvlOverride>
+  </w:num>
+  <w:num w:numId="5">
+    <w:abstractNumId w:val="5"/>
     <w:lvlOverride w:ilvl="0">
       <w:startOverride w:val="1"/>
     </w:lvlOverride>

--- a/Eccles_MBA_Interview_Prep_Guide_Student_Edition.docx
+++ b/Eccles_MBA_Interview_Prep_Guide_Student_Edition.docx
@@ -256,7 +256,156 @@
           <w:sz w:val="32"/>
           <w:szCs w:val="32"/>
         </w:rPr>
-        <w:t xml:space="preserve">2. The Rubric You're Scored Against</w:t>
+        <w:t xml:space="preserve">2. The Three Streams: What Each Part Is, and Why You Can See All of It</w:t>
+      </w:r>
+    </w:p>
+    <w:p>
+      <w:pPr>
+        <w:spacing w:after="160" w:before="0"/>
+      </w:pPr>
+      <w:r>
+        <w:rPr>
+          <w:rFonts w:ascii="Calibri" w:cs="Calibri" w:eastAsia="Calibri" w:hAnsi="Calibri"/>
+          <w:color w:val="262626"/>
+          <w:sz w:val="22"/>
+          <w:szCs w:val="22"/>
+        </w:rPr>
+        <w:t xml:space="preserve">The toolkit site is organized as three streams — the same three you'll see in the red navigation box on every page. Knowing what each one is for removes all mystery about how you'll be evaluated:</w:t>
+      </w:r>
+    </w:p>
+    <w:p>
+      <w:pPr>
+        <w:pStyle w:val="Heading3"/>
+        <w:spacing w:after="110" w:before="200"/>
+      </w:pPr>
+      <w:r>
+        <w:rPr>
+          <w:rFonts w:ascii="Calibri" w:cs="Calibri" w:eastAsia="Calibri" w:hAnsi="Calibri"/>
+          <w:b/>
+          <w:bCs/>
+          <w:color w:val="CC0000"/>
+          <w:sz w:val="23"/>
+          <w:szCs w:val="23"/>
+        </w:rPr>
+        <w:t xml:space="preserve">Interviewer side — the Interview Scorecard</w:t>
+      </w:r>
+    </w:p>
+    <w:p>
+      <w:pPr>
+        <w:spacing w:after="160" w:before="0"/>
+      </w:pPr>
+      <w:r>
+        <w:rPr>
+          <w:rFonts w:ascii="Calibri" w:cs="Calibri" w:eastAsia="Calibri" w:hAnsi="Calibri"/>
+          <w:color w:val="262626"/>
+          <w:sz w:val="22"/>
+          <w:szCs w:val="22"/>
+        </w:rPr>
+        <w:t xml:space="preserve">This is the live instrument employers use to score you, in the room, in real time: the 4-point rubric, evidence-note fields, gate rules, and decision thresholds. You are encouraged to open it and explore — transparency is the design. Click “Load retired practice bank (students &amp; mocks)” and the scorecard fills with real retired questions so you can see the whole machine working: how questions map to competencies, where gates sit, how totals compute. Employers load a confidential question pack for live interviews; the practice bank shows questions only, since probes, red flags, and strong signals ship exclusively in the employer pack.</w:t>
+      </w:r>
+    </w:p>
+    <w:p>
+      <w:pPr>
+        <w:pStyle w:val="Heading3"/>
+        <w:spacing w:after="110" w:before="200"/>
+      </w:pPr>
+      <w:r>
+        <w:rPr>
+          <w:rFonts w:ascii="Calibri" w:cs="Calibri" w:eastAsia="Calibri" w:hAnsi="Calibri"/>
+          <w:b/>
+          <w:bCs/>
+          <w:color w:val="CC0000"/>
+          <w:sz w:val="23"/>
+          <w:szCs w:val="23"/>
+        </w:rPr>
+        <w:t xml:space="preserve">Candidate side — the Prep Playbook</w:t>
+      </w:r>
+    </w:p>
+    <w:p>
+      <w:pPr>
+        <w:spacing w:after="160" w:before="0"/>
+      </w:pPr>
+      <w:r>
+        <w:rPr>
+          <w:rFonts w:ascii="Calibri" w:cs="Calibri" w:eastAsia="Calibri" w:hAnsi="Calibri"/>
+          <w:color w:val="262626"/>
+          <w:sz w:val="22"/>
+          <w:szCs w:val="22"/>
+        </w:rPr>
+        <w:t xml:space="preserve">Your preparation hub: the full rubric with upgrade moves, the role explorer with every role's competency map and gatekeepers, the complete retired question bank, the AI practice coach, and the downloads (this guide, the overview deck).</w:t>
+      </w:r>
+    </w:p>
+    <w:p>
+      <w:pPr>
+        <w:pStyle w:val="Heading3"/>
+        <w:spacing w:after="110" w:before="200"/>
+      </w:pPr>
+      <w:r>
+        <w:rPr>
+          <w:rFonts w:ascii="Calibri" w:cs="Calibri" w:eastAsia="Calibri" w:hAnsi="Calibri"/>
+          <w:b/>
+          <w:bCs/>
+          <w:color w:val="CC0000"/>
+          <w:sz w:val="23"/>
+          <w:szCs w:val="23"/>
+        </w:rPr>
+        <w:t xml:space="preserve">Full simulation — the Mock Interview Lifecycle</w:t>
+      </w:r>
+    </w:p>
+    <w:p>
+      <w:pPr>
+        <w:spacing w:after="160" w:before="0"/>
+      </w:pPr>
+      <w:r>
+        <w:rPr>
+          <w:rFonts w:ascii="Calibri" w:cs="Calibri" w:eastAsia="Calibri" w:hAnsi="Calibri"/>
+          <w:color w:val="262626"/>
+          <w:sz w:val="22"/>
+          <w:szCs w:val="22"/>
+        </w:rPr>
+        <w:t xml:space="preserve">Where both sides meet: run yourself through all four stages for your target role, speak your answers, get AI-coached on the exact rubric, log your scores, and track your progress against the same thresholds employers apply.</w:t>
+      </w:r>
+    </w:p>
+    <w:p>
+      <w:pPr>
+        <w:spacing w:after="160"/>
+      </w:pPr>
+      <w:r>
+        <w:rPr>
+          <w:rFonts w:ascii="Calibri" w:cs="Calibri" w:eastAsia="Calibri" w:hAnsi="Calibri"/>
+          <w:b/>
+          <w:bCs/>
+          <w:color w:val="262626"/>
+          <w:sz w:val="22"/>
+          <w:szCs w:val="22"/>
+        </w:rPr>
+        <w:t xml:space="preserve">The honest summary: </w:t>
+      </w:r>
+      <w:r>
+        <w:rPr>
+          <w:rFonts w:ascii="Calibri" w:cs="Calibri" w:eastAsia="Calibri" w:hAnsi="Calibri"/>
+          <w:color w:val="262626"/>
+          <w:sz w:val="22"/>
+          <w:szCs w:val="22"/>
+        </w:rPr>
+        <w:t xml:space="preserve">nothing about how you'll be scored is hidden from you. The only confidential element in the entire system is the current wording of live questions — and those rotate into your practice bank when they retire. Prepare the competency, not the sentence, and the transparency is all advantage.</w:t>
+      </w:r>
+    </w:p>
+    <w:p>
+      <w:pPr>
+        <w:pStyle w:val="Heading1"/>
+        <w:spacing w:after="200" w:before="360"/>
+      </w:pPr>
+      <w:r>
+        <w:rPr>
+          <w:rFonts w:ascii="Georgia" w:cs="Georgia" w:eastAsia="Georgia" w:hAnsi="Georgia"/>
+          <w:b/>
+          <w:bCs/>
+          <w:color w:val="890000"/>
+          <w:sz w:val="32"/>
+          <w:szCs w:val="32"/>
+        </w:rPr>
+        <w:t xml:space="preserve">3. The Rubric You're Scored Against</w:t>
       </w:r>
     </w:p>
     <w:p>
@@ -827,7 +976,7 @@
           <w:sz w:val="32"/>
           <w:szCs w:val="32"/>
         </w:rPr>
-        <w:t xml:space="preserve">3. The Four Stages, From Your Seat</w:t>
+        <w:t xml:space="preserve">4. The Four Stages, From Your Seat</w:t>
       </w:r>
     </w:p>
     <w:tbl>
@@ -1279,7 +1428,7 @@
           <w:sz w:val="32"/>
           <w:szCs w:val="32"/>
         </w:rPr>
-        <w:t xml:space="preserve">4. Building Answers: STAR/CAR + R</w:t>
+        <w:t xml:space="preserve">5. Building Answers: STAR/CAR + R</w:t>
       </w:r>
     </w:p>
     <w:p>
@@ -1691,7 +1840,7 @@
           <w:sz w:val="32"/>
           <w:szCs w:val="32"/>
         </w:rPr>
-        <w:t xml:space="preserve">5. The Story Bank Method</w:t>
+        <w:t xml:space="preserve">6. The Story Bank Method</w:t>
       </w:r>
     </w:p>
     <w:p>
@@ -3299,7 +3448,7 @@
           <w:sz w:val="32"/>
           <w:szCs w:val="32"/>
         </w:rPr>
-        <w:t xml:space="preserve">6. Calibrate Yourself: One Worked Example Per Domain</w:t>
+        <w:t xml:space="preserve">7. Calibrate Yourself: One Worked Example Per Domain</w:t>
       </w:r>
     </w:p>
     <w:p>
@@ -3965,7 +4114,7 @@
           <w:sz w:val="32"/>
           <w:szCs w:val="32"/>
         </w:rPr>
-        <w:t xml:space="preserve">7. Your Practice System</w:t>
+        <w:t xml:space="preserve">8. Your Practice System</w:t>
       </w:r>
     </w:p>
     <w:p>
@@ -3982,7 +4131,7 @@
           <w:sz w:val="26"/>
           <w:szCs w:val="26"/>
         </w:rPr>
-        <w:t xml:space="preserve">7.1 The retired question bank</w:t>
+        <w:t xml:space="preserve">8.1 The retired question bank</w:t>
       </w:r>
     </w:p>
     <w:p>
@@ -4027,7 +4176,7 @@
           <w:sz w:val="26"/>
           <w:szCs w:val="26"/>
         </w:rPr>
-        <w:t xml:space="preserve">7.2 The AI practice coach</w:t>
+        <w:t xml:space="preserve">8.2 The AI practice coach</w:t>
       </w:r>
     </w:p>
     <w:p>
@@ -4115,7 +4264,7 @@
           <w:sz w:val="26"/>
           <w:szCs w:val="26"/>
         </w:rPr>
-        <w:t xml:space="preserve">7.3 The full mock: Mock Interview Lifecycle</w:t>
+        <w:t xml:space="preserve">8.3 The full mock: Mock Interview Lifecycle</w:t>
       </w:r>
     </w:p>
     <w:p>
@@ -4229,6 +4378,25 @@
     </w:p>
     <w:p>
       <w:pPr>
+        <w:pStyle w:val="ListParagraph"/>
+        <w:numPr>
+          <w:ilvl w:val="0"/>
+          <w:numId w:val="5"/>
+        </w:numPr>
+        <w:spacing w:after="80"/>
+      </w:pPr>
+      <w:r>
+        <w:rPr>
+          <w:rFonts w:ascii="Calibri" w:cs="Calibri" w:eastAsia="Calibri" w:hAnsi="Calibri"/>
+          <w:color w:val="262626"/>
+          <w:sz w:val="22"/>
+          <w:szCs w:val="22"/>
+        </w:rPr>
+        <w:t xml:space="preserve">Track your progression. Each stage tab has its own tracker — save a stage run whenever you've scored a full stage, and watch its trend line against the employer thresholds. Complete all four stages and the Final tab unlocks “Save complete mock,” adding a milestone to your full-mock chart below the debrief. Charts plot your 1–4 rubric average; per-competency trends show first, latest, and best. Export a backup occasionally — the log lives only in your browser — and use the three delete controls (clear current mock / delete progress log / delete everything) to manage it. The coach summary automatically includes a link to your coach's one-page reading guide.</w:t>
+      </w:r>
+    </w:p>
+    <w:p>
+      <w:pPr>
         <w:spacing w:after="160" w:before="0"/>
       </w:pPr>
       <w:r>
@@ -4257,7 +4425,7 @@
           <w:sz w:val="26"/>
           <w:szCs w:val="26"/>
         </w:rPr>
-        <w:t xml:space="preserve">7.4 Peer mock interviews</w:t>
+        <w:t xml:space="preserve">8.4 Peer mock interviews</w:t>
       </w:r>
     </w:p>
     <w:p>
@@ -4271,7 +4439,7 @@
           <w:sz w:val="22"/>
           <w:szCs w:val="22"/>
         </w:rPr>
-        <w:t xml:space="preserve">Run full mock stages with a classmate: one interviews from the retired bank, one answers, both hold the rubric. Interviewer practices probing without leading (“what did you do next?” — never “so you escalated, right?”); candidate practices under real eye contact. Swap. Bring your scores to your career coach — self-assessment plus a second set of eyes is the whole method.</w:t>
+        <w:t xml:space="preserve">Run full mock stages with a classmate — on the real instrument. The interviewer opens the Interview Scorecard, clicks “Load retired practice bank,” selects your target role and stage, and scores you live on the actual employer tool: same anchors, same gate warnings, same running total. Interviewer practices probing without leading (“what did you do next?” — never “so you escalated, right?”); candidate practices under real eye contact. Swap. Bring your scores to your career coach — self-assessment plus a second set of eyes is the whole method.</w:t>
       </w:r>
     </w:p>
     <w:p>
@@ -4288,7 +4456,7 @@
           <w:sz w:val="32"/>
           <w:szCs w:val="32"/>
         </w:rPr>
-        <w:t xml:space="preserve">8. Interview Day</w:t>
+        <w:t xml:space="preserve">9. Interview Day</w:t>
       </w:r>
     </w:p>
     <w:p>
@@ -4419,7 +4587,7 @@
           <w:sz w:val="32"/>
           <w:szCs w:val="32"/>
         </w:rPr>
-        <w:t xml:space="preserve">9. A Note on AI Use</w:t>
+        <w:t xml:space="preserve">10. A Note on AI Use</w:t>
       </w:r>
     </w:p>
     <w:p>
@@ -4450,7 +4618,7 @@
           <w:sz w:val="32"/>
           <w:szCs w:val="32"/>
         </w:rPr>
-        <w:t xml:space="preserve">10. Connect It to Your Development</w:t>
+        <w:t xml:space="preserve">11. Connect It to Your Development</w:t>
       </w:r>
     </w:p>
     <w:p>

--- a/Eccles_MBA_Interview_Prep_Guide_Student_Edition.docx
+++ b/Eccles_MBA_Interview_Prep_Guide_Student_Edition.docx
@@ -757,7 +757,7 @@
                 <w:sz w:val="20"/>
                 <w:szCs w:val="20"/>
               </w:rPr>
-              <w:t xml:space="preserve">Clear, relevant example. Ownership, judgment, structured thinking, named trade-offs, a credible outcome or lesson.</w:t>
+              <w:t xml:space="preserve">Clear, relevant example. Ownership, judgment, structured thinking, named trade-offs, a credible outcome or Learning.</w:t>
             </w:r>
           </w:p>
         </w:tc>
@@ -1428,7 +1428,7 @@
           <w:sz w:val="32"/>
           <w:szCs w:val="32"/>
         </w:rPr>
-        <w:t xml:space="preserve">5. Building Answers: STAR/CAR + R</w:t>
+        <w:t xml:space="preserve">5. Building Answers: The CARL Framework</w:t>
       </w:r>
     </w:p>
     <w:p>
@@ -1442,7 +1442,7 @@
           <w:sz w:val="22"/>
           <w:szCs w:val="22"/>
         </w:rPr>
-        <w:t xml:space="preserve">Structure every story in five beats. The fifth is where 3s become 4s — and most candidates skip it.</w:t>
+        <w:t xml:space="preserve">CARL is the storytelling framework taught in your careers class — the same one this entire system coaches and scores against. Structure every story in four beats. The fourth is where 3s become 4s, and most candidates skip it.</w:t>
       </w:r>
     </w:p>
     <w:tbl>
@@ -1458,8 +1458,8 @@
         </w:tblBorders>
       </w:tblPr>
       <w:tblGrid>
-        <w:gridCol w:w="2000"/>
-        <w:gridCol w:w="8600"/>
+        <w:gridCol w:w="2600"/>
+        <w:gridCol w:w="8000"/>
       </w:tblGrid>
       <w:tr>
         <w:trPr>
@@ -1467,7 +1467,7 @@
         </w:trPr>
         <w:tc>
           <w:tcPr>
-            <w:tcW w:type="dxa" w:w="2000"/>
+            <w:tcW w:type="dxa" w:w="2600"/>
             <w:shd w:fill="890000" w:val="clear"/>
             <w:tcMar>
               <w:top w:type="dxa" w:w="60"/>
@@ -1495,7 +1495,7 @@
         </w:tc>
         <w:tc>
           <w:tcPr>
-            <w:tcW w:type="dxa" w:w="8600"/>
+            <w:tcW w:type="dxa" w:w="8000"/>
             <w:shd w:fill="890000" w:val="clear"/>
             <w:tcMar>
               <w:top w:type="dxa" w:w="60"/>
@@ -1525,51 +1525,51 @@
       <w:tr>
         <w:tc>
           <w:tcPr>
-            <w:tcW w:type="dxa" w:w="2000"/>
-            <w:tcMar>
-              <w:top w:type="dxa" w:w="60"/>
-              <w:left w:type="dxa" w:w="100"/>
-              <w:bottom w:type="dxa" w:w="60"/>
-              <w:right w:type="dxa" w:w="100"/>
-            </w:tcMar>
-          </w:tcPr>
-          <w:p>
-            <w:pPr>
-              <w:spacing w:after="0"/>
-            </w:pPr>
-            <w:r>
-              <w:rPr>
-                <w:rFonts w:ascii="Calibri" w:cs="Calibri" w:eastAsia="Calibri" w:hAnsi="Calibri"/>
-                <w:color w:val="262626"/>
-                <w:sz w:val="20"/>
-                <w:szCs w:val="20"/>
-              </w:rPr>
-              <w:t xml:space="preserve">Situation</w:t>
-            </w:r>
-          </w:p>
-        </w:tc>
-        <w:tc>
-          <w:tcPr>
-            <w:tcW w:type="dxa" w:w="8600"/>
-            <w:tcMar>
-              <w:top w:type="dxa" w:w="60"/>
-              <w:left w:type="dxa" w:w="100"/>
-              <w:bottom w:type="dxa" w:w="60"/>
-              <w:right w:type="dxa" w:w="100"/>
-            </w:tcMar>
-          </w:tcPr>
-          <w:p>
-            <w:pPr>
-              <w:spacing w:after="0"/>
-            </w:pPr>
-            <w:r>
-              <w:rPr>
-                <w:rFonts w:ascii="Calibri" w:cs="Calibri" w:eastAsia="Calibri" w:hAnsi="Calibri"/>
-                <w:color w:val="262626"/>
-                <w:sz w:val="20"/>
-                <w:szCs w:val="20"/>
-              </w:rPr>
-              <w:t xml:space="preserve">One or two sentences of context. Resist the urge to give five.</w:t>
+            <w:tcW w:type="dxa" w:w="2600"/>
+            <w:tcMar>
+              <w:top w:type="dxa" w:w="60"/>
+              <w:left w:type="dxa" w:w="100"/>
+              <w:bottom w:type="dxa" w:w="60"/>
+              <w:right w:type="dxa" w:w="100"/>
+            </w:tcMar>
+          </w:tcPr>
+          <w:p>
+            <w:pPr>
+              <w:spacing w:after="0"/>
+            </w:pPr>
+            <w:r>
+              <w:rPr>
+                <w:rFonts w:ascii="Calibri" w:cs="Calibri" w:eastAsia="Calibri" w:hAnsi="Calibri"/>
+                <w:color w:val="262626"/>
+                <w:sz w:val="20"/>
+                <w:szCs w:val="20"/>
+              </w:rPr>
+              <w:t xml:space="preserve">C — Context / Challenge</w:t>
+            </w:r>
+          </w:p>
+        </w:tc>
+        <w:tc>
+          <w:tcPr>
+            <w:tcW w:type="dxa" w:w="8000"/>
+            <w:tcMar>
+              <w:top w:type="dxa" w:w="60"/>
+              <w:left w:type="dxa" w:w="100"/>
+              <w:bottom w:type="dxa" w:w="60"/>
+              <w:right w:type="dxa" w:w="100"/>
+            </w:tcMar>
+          </w:tcPr>
+          <w:p>
+            <w:pPr>
+              <w:spacing w:after="0"/>
+            </w:pPr>
+            <w:r>
+              <w:rPr>
+                <w:rFonts w:ascii="Calibri" w:cs="Calibri" w:eastAsia="Calibri" w:hAnsi="Calibri"/>
+                <w:color w:val="262626"/>
+                <w:sz w:val="20"/>
+                <w:szCs w:val="20"/>
+              </w:rPr>
+              <w:t xml:space="preserve">What challenge were you facing, for whom, and why did it matter? Two to three sentences — spend your time on Action and Results, not scene-setting.</w:t>
             </w:r>
           </w:p>
         </w:tc>
@@ -1577,7 +1577,7 @@
       <w:tr>
         <w:tc>
           <w:tcPr>
-            <w:tcW w:type="dxa" w:w="2000"/>
+            <w:tcW w:type="dxa" w:w="2600"/>
             <w:shd w:fill="F7F3F3" w:val="clear"/>
             <w:tcMar>
               <w:top w:type="dxa" w:w="60"/>
@@ -1597,13 +1597,13 @@
                 <w:sz w:val="20"/>
                 <w:szCs w:val="20"/>
               </w:rPr>
-              <w:t xml:space="preserve">Task</w:t>
-            </w:r>
-          </w:p>
-        </w:tc>
-        <w:tc>
-          <w:tcPr>
-            <w:tcW w:type="dxa" w:w="8600"/>
+              <w:t xml:space="preserve">A — Action</w:t>
+            </w:r>
+          </w:p>
+        </w:tc>
+        <w:tc>
+          <w:tcPr>
+            <w:tcW w:type="dxa" w:w="8000"/>
             <w:shd w:fill="F7F3F3" w:val="clear"/>
             <w:tcMar>
               <w:top w:type="dxa" w:w="60"/>
@@ -1623,7 +1623,7 @@
                 <w:sz w:val="20"/>
                 <w:szCs w:val="20"/>
               </w:rPr>
-              <w:t xml:space="preserve">What you specifically were responsible for — not the team's mission statement.</w:t>
+              <w:t xml:space="preserve">What YOU did, with specifics, in first person singular. “We” answers get probed until an “I” appears — volunteer it first.</w:t>
             </w:r>
           </w:p>
         </w:tc>
@@ -1631,51 +1631,51 @@
       <w:tr>
         <w:tc>
           <w:tcPr>
-            <w:tcW w:type="dxa" w:w="2000"/>
-            <w:tcMar>
-              <w:top w:type="dxa" w:w="60"/>
-              <w:left w:type="dxa" w:w="100"/>
-              <w:bottom w:type="dxa" w:w="60"/>
-              <w:right w:type="dxa" w:w="100"/>
-            </w:tcMar>
-          </w:tcPr>
-          <w:p>
-            <w:pPr>
-              <w:spacing w:after="0"/>
-            </w:pPr>
-            <w:r>
-              <w:rPr>
-                <w:rFonts w:ascii="Calibri" w:cs="Calibri" w:eastAsia="Calibri" w:hAnsi="Calibri"/>
-                <w:color w:val="262626"/>
-                <w:sz w:val="20"/>
-                <w:szCs w:val="20"/>
-              </w:rPr>
-              <w:t xml:space="preserve">Action</w:t>
-            </w:r>
-          </w:p>
-        </w:tc>
-        <w:tc>
-          <w:tcPr>
-            <w:tcW w:type="dxa" w:w="8600"/>
-            <w:tcMar>
-              <w:top w:type="dxa" w:w="60"/>
-              <w:left w:type="dxa" w:w="100"/>
-              <w:bottom w:type="dxa" w:w="60"/>
-              <w:right w:type="dxa" w:w="100"/>
-            </w:tcMar>
-          </w:tcPr>
-          <w:p>
-            <w:pPr>
-              <w:spacing w:after="0"/>
-            </w:pPr>
-            <w:r>
-              <w:rPr>
-                <w:rFonts w:ascii="Calibri" w:cs="Calibri" w:eastAsia="Calibri" w:hAnsi="Calibri"/>
-                <w:color w:val="262626"/>
-                <w:sz w:val="20"/>
-                <w:szCs w:val="20"/>
-              </w:rPr>
-              <w:t xml:space="preserve">What you did, in first person singular. “We” answers get probed until an “I” appears; volunteer it first.</w:t>
+            <w:tcW w:type="dxa" w:w="2600"/>
+            <w:tcMar>
+              <w:top w:type="dxa" w:w="60"/>
+              <w:left w:type="dxa" w:w="100"/>
+              <w:bottom w:type="dxa" w:w="60"/>
+              <w:right w:type="dxa" w:w="100"/>
+            </w:tcMar>
+          </w:tcPr>
+          <w:p>
+            <w:pPr>
+              <w:spacing w:after="0"/>
+            </w:pPr>
+            <w:r>
+              <w:rPr>
+                <w:rFonts w:ascii="Calibri" w:cs="Calibri" w:eastAsia="Calibri" w:hAnsi="Calibri"/>
+                <w:color w:val="262626"/>
+                <w:sz w:val="20"/>
+                <w:szCs w:val="20"/>
+              </w:rPr>
+              <w:t xml:space="preserve">R — Results</w:t>
+            </w:r>
+          </w:p>
+        </w:tc>
+        <w:tc>
+          <w:tcPr>
+            <w:tcW w:type="dxa" w:w="8000"/>
+            <w:tcMar>
+              <w:top w:type="dxa" w:w="60"/>
+              <w:left w:type="dxa" w:w="100"/>
+              <w:bottom w:type="dxa" w:w="60"/>
+              <w:right w:type="dxa" w:w="100"/>
+            </w:tcMar>
+          </w:tcPr>
+          <w:p>
+            <w:pPr>
+              <w:spacing w:after="0"/>
+            </w:pPr>
+            <w:r>
+              <w:rPr>
+                <w:rFonts w:ascii="Calibri" w:cs="Calibri" w:eastAsia="Calibri" w:hAnsi="Calibri"/>
+                <w:color w:val="262626"/>
+                <w:sz w:val="20"/>
+                <w:szCs w:val="20"/>
+              </w:rPr>
+              <w:t xml:space="preserve">The outcome and its impact on the business, with metrics or data wherever you have them. A miss honestly accounted for beats a vague win.</w:t>
             </w:r>
           </w:p>
         </w:tc>
@@ -1683,7 +1683,7 @@
       <w:tr>
         <w:tc>
           <w:tcPr>
-            <w:tcW w:type="dxa" w:w="2000"/>
+            <w:tcW w:type="dxa" w:w="2600"/>
             <w:shd w:fill="F7F3F3" w:val="clear"/>
             <w:tcMar>
               <w:top w:type="dxa" w:w="60"/>
@@ -1703,13 +1703,13 @@
                 <w:sz w:val="20"/>
                 <w:szCs w:val="20"/>
               </w:rPr>
-              <w:t xml:space="preserve">Result</w:t>
-            </w:r>
-          </w:p>
-        </w:tc>
-        <w:tc>
-          <w:tcPr>
-            <w:tcW w:type="dxa" w:w="8600"/>
+              <w:t xml:space="preserve">L — Learning</w:t>
+            </w:r>
+          </w:p>
+        </w:tc>
+        <w:tc>
+          <w:tcPr>
+            <w:tcW w:type="dxa" w:w="8000"/>
             <w:shd w:fill="F7F3F3" w:val="clear"/>
             <w:tcMar>
               <w:top w:type="dxa" w:w="60"/>
@@ -1729,59 +1729,7 @@
                 <w:sz w:val="20"/>
                 <w:szCs w:val="20"/>
               </w:rPr>
-              <w:t xml:space="preserve">Outcome with a number where you have one. A miss honestly accounted for beats a vague win.</w:t>
-            </w:r>
-          </w:p>
-        </w:tc>
-      </w:tr>
-      <w:tr>
-        <w:tc>
-          <w:tcPr>
-            <w:tcW w:type="dxa" w:w="2000"/>
-            <w:tcMar>
-              <w:top w:type="dxa" w:w="60"/>
-              <w:left w:type="dxa" w:w="100"/>
-              <w:bottom w:type="dxa" w:w="60"/>
-              <w:right w:type="dxa" w:w="100"/>
-            </w:tcMar>
-          </w:tcPr>
-          <w:p>
-            <w:pPr>
-              <w:spacing w:after="0"/>
-            </w:pPr>
-            <w:r>
-              <w:rPr>
-                <w:rFonts w:ascii="Calibri" w:cs="Calibri" w:eastAsia="Calibri" w:hAnsi="Calibri"/>
-                <w:color w:val="262626"/>
-                <w:sz w:val="20"/>
-                <w:szCs w:val="20"/>
-              </w:rPr>
-              <w:t xml:space="preserve">+ Reflection</w:t>
-            </w:r>
-          </w:p>
-        </w:tc>
-        <w:tc>
-          <w:tcPr>
-            <w:tcW w:type="dxa" w:w="8600"/>
-            <w:tcMar>
-              <w:top w:type="dxa" w:w="60"/>
-              <w:left w:type="dxa" w:w="100"/>
-              <w:bottom w:type="dxa" w:w="60"/>
-              <w:right w:type="dxa" w:w="100"/>
-            </w:tcMar>
-          </w:tcPr>
-          <w:p>
-            <w:pPr>
-              <w:spacing w:after="0"/>
-            </w:pPr>
-            <w:r>
-              <w:rPr>
-                <w:rFonts w:ascii="Calibri" w:cs="Calibri" w:eastAsia="Calibri" w:hAnsi="Calibri"/>
-                <w:color w:val="262626"/>
-                <w:sz w:val="20"/>
-                <w:szCs w:val="20"/>
-              </w:rPr>
-              <w:t xml:space="preserve">What you learned and where you've applied it since. This is the “repeatable method” signal in the 4 anchor.</w:t>
+              <w:t xml:space="preserve">What you learned — about yourself, the work, or people — and how you've used it since. If the result wasn't positive, what you'd do differently. This is the “repeatable method” signal in the 4 anchor.</w:t>
             </w:r>
           </w:p>
         </w:tc>
@@ -1814,6 +1762,31 @@
           <w:sz w:val="22"/>
           <w:szCs w:val="22"/>
         </w:rPr>
+        <w:t xml:space="preserve">Tell, then Show: </w:t>
+      </w:r>
+      <w:r>
+        <w:rPr>
+          <w:rFonts w:ascii="Calibri" w:cs="Calibri" w:eastAsia="Calibri" w:hAnsi="Calibri"/>
+          <w:color w:val="262626"/>
+          <w:sz w:val="22"/>
+          <w:szCs w:val="22"/>
+        </w:rPr>
+        <w:t xml:space="preserve">answer the question directly first, then bring the answer to life with the CARL story. And for variety, some answers land harder led with the Result — “We cut wait times in half; here's how.”</w:t>
+      </w:r>
+    </w:p>
+    <w:p>
+      <w:pPr>
+        <w:spacing w:after="160"/>
+      </w:pPr>
+      <w:r>
+        <w:rPr>
+          <w:rFonts w:ascii="Calibri" w:cs="Calibri" w:eastAsia="Calibri" w:hAnsi="Calibri"/>
+          <w:b/>
+          <w:bCs/>
+          <w:color w:val="262626"/>
+          <w:sz w:val="22"/>
+          <w:szCs w:val="22"/>
+        </w:rPr>
         <w:t xml:space="preserve">On honesty: </w:t>
       </w:r>
       <w:r>
@@ -1823,7 +1796,7 @@
           <w:sz w:val="22"/>
           <w:szCs w:val="22"/>
         </w:rPr>
-        <w:t xml:space="preserve">never inflate or invent. Trained interviewers probe every story from three angles, and a fabricated example collapses under “what did you do next?” — which converts a would-be 3 into a 1 plus a risk flag. A modest real story with a clear lesson outscores an impressive fake one every time, because the rubric rewards ownership and reflection, not scale.</w:t>
+        <w:t xml:space="preserve">never inflate or invent. Trained interviewers probe every story from three angles, and a fabricated example collapses under “what did you do next?” — which converts a would-be 3 into a 1 plus a risk flag. A modest real story with a clear Learning outscores an impressive fake one every time, because the rubric rewards ownership and growth, not scale.</w:t>
       </w:r>
     </w:p>
     <w:p>
@@ -1949,7 +1922,7 @@
           <w:sz w:val="22"/>
           <w:szCs w:val="22"/>
         </w:rPr>
-        <w:t xml:space="preserve">Write the Reflection line for each: what you learned and where you've used it since.</w:t>
+        <w:t xml:space="preserve">Write the Learning line for each: what you learned and where you've used it since.</w:t>
       </w:r>
     </w:p>
     <w:p>
@@ -2128,7 +2101,7 @@
                 <w:sz w:val="20"/>
                 <w:szCs w:val="20"/>
               </w:rPr>
-              <w:t xml:space="preserve">Reflection line</w:t>
+              <w:t xml:space="preserve">Learning line</w:t>
             </w:r>
           </w:p>
         </w:tc>

--- a/Eccles_MBA_Interview_Prep_Guide_Student_Edition.docx
+++ b/Eccles_MBA_Interview_Prep_Guide_Student_Edition.docx
@@ -1814,6 +1814,31 @@
           <w:szCs w:val="32"/>
         </w:rPr>
         <w:t xml:space="preserve">6. The Story Bank Method</w:t>
+      </w:r>
+    </w:p>
+    <w:p>
+      <w:pPr>
+        <w:spacing w:after="160"/>
+      </w:pPr>
+      <w:r>
+        <w:rPr>
+          <w:rFonts w:ascii="Calibri" w:cs="Calibri" w:eastAsia="Calibri" w:hAnsi="Calibri"/>
+          <w:b/>
+          <w:bCs/>
+          <w:color w:val="262626"/>
+          <w:sz w:val="22"/>
+          <w:szCs w:val="22"/>
+        </w:rPr>
+        <w:t xml:space="preserve">Where to start: the Top Behavioral Stories track. </w:t>
+      </w:r>
+      <w:r>
+        <w:rPr>
+          <w:rFonts w:ascii="Calibri" w:cs="Calibri" w:eastAsia="Calibri" w:hAnsi="Calibri"/>
+          <w:color w:val="262626"/>
+          <w:sz w:val="22"/>
+          <w:szCs w:val="22"/>
+        </w:rPr>
+        <w:t xml:space="preserve">The Mock Interview Lifecycle's first “role” — Strengths &amp; Weaknesses — Top Behavioral Stories — is built from your careers-class question set plus the classic questions that stump candidates: greatest strength and weakness, failure, challenging feedback, conflict, disagreeing with your manager, a goal you missed, a decision you'd take back. Run it before any role-specific track: the answers you build there ARE your first story bank, and every one of them transfers.</w:t>
       </w:r>
     </w:p>
     <w:p>
@@ -3561,7 +3586,7 @@
           <w:sz w:val="20"/>
           <w:szCs w:val="20"/>
         </w:rPr>
-        <w:t xml:space="preserve">Why it scores: Explicit criteria, quantified trade-off, ownership, result, reflection. Scores 4.</w:t>
+        <w:t xml:space="preserve">Why it scores: Explicit criteria, quantified trade-off, ownership, result, Learning. Scores 4.</w:t>
       </w:r>
     </w:p>
     <w:p>
@@ -3687,7 +3712,7 @@
           <w:sz w:val="20"/>
           <w:szCs w:val="20"/>
         </w:rPr>
-        <w:t xml:space="preserve">Why it scores: Specific role, real disagreement handled well, credits the leader, reflection. Scores 4.</w:t>
+        <w:t xml:space="preserve">Why it scores: Specific role, real disagreement handled well, credits the leader, Learning. Scores 4.</w:t>
       </w:r>
     </w:p>
     <w:p>
@@ -3939,7 +3964,7 @@
           <w:sz w:val="20"/>
           <w:szCs w:val="20"/>
         </w:rPr>
-        <w:t xml:space="preserve">Why it scores: Decision-first framing, contrarian finding, action taken, quantified result, reflection. Scores 4.</w:t>
+        <w:t xml:space="preserve">Why it scores: Decision-first framing, contrarian finding, action taken, quantified result, Learning. Scores 4.</w:t>
       </w:r>
     </w:p>
     <w:p>
@@ -4270,7 +4295,7 @@
           <w:sz w:val="22"/>
           <w:szCs w:val="22"/>
         </w:rPr>
-        <w:t xml:space="preserve">Pick your role. Each stage tab shows its real questions from the retired bank — one box per question, with a shuffle button for variety. Stages are freely navigable; for the full simulation, run them in order.</w:t>
+        <w:t xml:space="preserve">Pick your track. Start with Strengths &amp; Weaknesses — Top Behavioral Stories (first in the list): your class question set plus the classic stumpers, gated on Instills Trust — because strength-and-weakness questions are honesty tests. Then switch to your target role. Each stage tab shows its real questions from the retired bank — one box per question, with a shuffle button for variety. Stages are freely navigable; for the full simulation, run them in order.</w:t>
       </w:r>
     </w:p>
     <w:p>

--- a/Eccles_MBA_Interview_Prep_Guide_Student_Edition.docx
+++ b/Eccles_MBA_Interview_Prep_Guide_Student_Edition.docx
@@ -4647,6 +4647,34 @@
           <w:szCs w:val="22"/>
         </w:rPr>
         <w:t xml:space="preserve">Resources: online playbook, role explorer, retired question bank, AI coach, and the Mock Interview Lifecycle at https://coryjburk.github.io/competency-interview/student_playbook.html · this guide · the student overview deck · your career coaching appointments.</w:t>
+      </w:r>
+    </w:p>
+    <w:p>
+      <w:pPr>
+        <w:spacing w:after="40"/>
+      </w:pPr>
+      <w:r>
+        <w:rPr>
+          <w:rFonts w:ascii="Calibri" w:hAnsi="Calibri"/>
+          <w:i/>
+          <w:color w:val="6B6B6B"/>
+          <w:sz w:val="18"/>
+        </w:rPr>
+        <w:t>Developed by Cory Burk, Senior Manager, Program Management · Full-Time MBA Program · David Eccles School of Business.</w:t>
+      </w:r>
+    </w:p>
+    <w:p>
+      <w:pPr>
+        <w:spacing w:after="40"/>
+      </w:pPr>
+      <w:r>
+        <w:rPr>
+          <w:rFonts w:ascii="Calibri" w:hAnsi="Calibri"/>
+          <w:i/>
+          <w:color w:val="6B6B6B"/>
+          <w:sz w:val="18"/>
+        </w:rPr>
+        <w:t>© 2026 University of Utah, David Eccles School of Business. All rights reserved.</w:t>
       </w:r>
     </w:p>
     <w:sectPr>
